--- a/human/tasks/Q-01/summary.docx
+++ b/human/tasks/Q-01/summary.docx
@@ -207,7 +207,12 @@
     </w:p>
     <w:p>
       <w:r>
-        <w:t>累计35/71、剩余36、下一Q-02。规范化与Word完成不等于Level A执行完成；真实活动、最终渲染、修订复核及根目录双层迁移继续。</w:t>
+        <w:t>规范化71/71包、根目录迁移19/19项完成；每包Word由Agent源生成。</w:t>
+      </w:r>
+    </w:p>
+    <w:p>
+      <w:r>
+        <w:t>业务状态DONE，原签收与未交付项不变；后续按注册表和实际依赖推进。</w:t>
       </w:r>
     </w:p>
     <w:p>
